--- a/DigitalPaani_HMS_PRD_v5.0.docx
+++ b/DigitalPaani_HMS_PRD_v5.0.docx
@@ -94,7 +94,7 @@
           <w:sz w:val="18"/>
           <w:szCs w:val="18"/>
         </w:rPr>
-        <w:t xml:space="preserve">Version 5.0  ·  August 2026  ·  Supersedes v4.0</w:t>
+        <w:t xml:space="preserve">Version 5.0  ·  September 2026 (Addendum 13.1)  ·  Supersedes v4.0</w:t>
       </w:r>
     </w:p>
     <w:p>
@@ -506,7 +506,7 @@
           <w:sz w:val="21"/>
           <w:szCs w:val="21"/>
         </w:rPr>
-        <w:t xml:space="preserve">8.4  Scorecard Summary, My Queue &amp; Shortlist Decisioning</w:t>
+        <w:t xml:space="preserve">8.4  Scorecard Summary, My Tasks &amp; Shortlist Decisioning</w:t>
       </w:r>
       <w:r>
         <w:rPr>
@@ -928,6 +928,37 @@
         <w:tabs>
           <w:tab w:val="right" w:pos="9072" w:leader="dot"/>
         </w:tabs>
+        <w:spacing w:after="40"/>
+        <w:ind w:left="504"/>
+      </w:pPr>
+      <w:r>
+        <w:rPr>
+          <w:rFonts w:ascii="Calibri" w:cs="Calibri" w:eastAsia="Calibri" w:hAnsi="Calibri"/>
+          <w:b w:val="false"/>
+          <w:bCs w:val="false"/>
+          <w:color w:val="0A1F3D"/>
+          <w:sz w:val="21"/>
+          <w:szCs w:val="21"/>
+        </w:rPr>
+        <w:t xml:space="preserve">13.1  Addendum — Changes since v5.0 (September 2026)</w:t>
+      </w:r>
+      <w:r>
+        <w:rPr>
+          <w:rFonts w:ascii="Calibri" w:cs="Calibri" w:eastAsia="Calibri" w:hAnsi="Calibri"/>
+          <w:b w:val="false"/>
+          <w:bCs w:val="false"/>
+          <w:color w:val="0A1F3D"/>
+          <w:sz w:val="21"/>
+          <w:szCs w:val="21"/>
+        </w:rPr>
+        <w:t xml:space="preserve">	33</w:t>
+      </w:r>
+    </w:p>
+    <w:p>
+      <w:pPr>
+        <w:tabs>
+          <w:tab w:val="right" w:pos="9072" w:leader="dot"/>
+        </w:tabs>
         <w:spacing w:after="80"/>
         <w:ind w:left="0"/>
       </w:pPr>
@@ -951,7 +982,7 @@
           <w:sz w:val="21"/>
           <w:szCs w:val="21"/>
         </w:rPr>
-        <w:t xml:space="preserve">	34</w:t>
+        <w:t xml:space="preserve">	35</w:t>
       </w:r>
     </w:p>
     <w:p>
@@ -1186,7 +1217,7 @@
           <w:sz w:val="21"/>
           <w:szCs w:val="21"/>
         </w:rPr>
-        <w:t xml:space="preserve">HR advances a promising candidate to Resume Review — ResumeIQ automatically fetches their actual resume from Google Drive and scores it against the role on 8 dimensions.</w:t>
+        <w:t xml:space="preserve">The moment a candidate/application is created (stage Applied), ResumeIQ automatically fetches their actual resume from Google Drive and scores it against the role on 8 dimensions — no manual advance required.</w:t>
       </w:r>
     </w:p>
     <w:p>
@@ -1204,7 +1235,7 @@
           <w:sz w:val="21"/>
           <w:szCs w:val="21"/>
         </w:rPr>
-        <w:t xml:space="preserve">A reviewer (any persona) reads the AI score and decides: Shortlist, Hold for Future, or Reject.</w:t>
+        <w:t xml:space="preserve">A reviewer (any persona) reads the AI score on the Applied-stage candidate and decides: Shortlist (advance directly to Interview Round 1), Hold for Future, or Reject.</w:t>
       </w:r>
     </w:p>
     <w:p>
@@ -2101,7 +2132,7 @@
                 <w:sz w:val="21"/>
                 <w:szCs w:val="21"/>
               </w:rPr>
-              <w:t xml:space="preserve">Reviews AI-scored candidates and decides who advances, for their own open role(s) only. Sees compensation data only where the candidate/application/role is linked to a role they own. Can submit a role request and approve their own role’s Draft. Submits feedback only for rounds they’re specifically listed as interviewer on. Dashboard is locked to their own role(s), with no filter to widen it.</w:t>
+              <w:t xml:space="preserve">Reviews AI-scored candidates and can shortlist (Applied → Interview Round 1) on any role — this specific transition isn’t ownership-scoped, unlike everything else in this row. Sees compensation data only where the candidate/application/role is linked to a role they own. Can submit a role request, but role approval is HR-tier only — a Hiring Manager can no longer approve even their own role. Submits feedback only for rounds they’re specifically listed as interviewer on. Dashboard is locked to their own role(s), with no filter to widen it.</w:t>
             </w:r>
           </w:p>
         </w:tc>
@@ -3295,7 +3326,7 @@
           <w:sz w:val="21"/>
           <w:szCs w:val="21"/>
         </w:rPr>
-        <w:t xml:space="preserve">Stage is one of an application’s three independently-updatable fields (Section 10 details all three). It never resets on rejection — a candidate rejected at Interview Round 2 is still recorded as having reached Interview Round 2 for every historical/funnel metric, distinguished from a currently-Active candidate purely by the separate Status field.</w:t>
+        <w:t xml:space="preserve">Stage is one of an application’s three independently-updatable fields (Section 10 details all three). It never resets on rejection — a candidate rejected at Interview Round 2 is still recorded as having reached Interview Round 2 for every historical/funnel metric, distinguished from a currently-Active candidate purely by the separate Status field. As of the September 2026 addendum (Section 13.1), the pipeline runs 11 stages, not 13 — "Resume Review" and "Shortlisted" were retired as distinct stages; every application is scored automatically at Applied and "shortlisting" is now a direct Applied → Interview Round 1 move, open to every persona for that one transition specifically (every other transition stays HR-tier-only).</w:t>
       </w:r>
     </w:p>
     <w:tbl>
@@ -3481,7 +3512,7 @@
                 <w:sz w:val="21"/>
                 <w:szCs w:val="21"/>
               </w:rPr>
-              <w:t xml:space="preserve">A candidate/application is created — manual add, Job Application Form match, or reactivation</w:t>
+              <w:t xml:space="preserve">A candidate/application is created — manual add, Job Application Form match, or reactivation; ResumeIQ scores it automatically and synchronously the same moment</w:t>
             </w:r>
           </w:p>
         </w:tc>
@@ -3546,7 +3577,7 @@
                 <w:sz w:val="21"/>
                 <w:szCs w:val="21"/>
               </w:rPr>
-              <w:t xml:space="preserve">Resume Review</w:t>
+              <w:t xml:space="preserve">Interview Round 1</w:t>
             </w:r>
           </w:p>
         </w:tc>
@@ -3567,7 +3598,7 @@
                 <w:sz w:val="21"/>
                 <w:szCs w:val="21"/>
               </w:rPr>
-              <w:t xml:space="preserve">HR advances the application — triggers ResumeIQ scoring automatically, once</w:t>
+              <w:t xml:space="preserve">Any persona shortlists an Applied-stage candidate directly (or HR schedules a round here)</w:t>
             </w:r>
           </w:p>
         </w:tc>
@@ -3588,7 +3619,7 @@
                 <w:sz w:val="21"/>
                 <w:szCs w:val="21"/>
               </w:rPr>
-              <w:t xml:space="preserve">HR/Admin</w:t>
+              <w:t xml:space="preserve">Any persona (shortlist) / HR/Admin (scheduling)</w:t>
             </w:r>
           </w:p>
         </w:tc>
@@ -3632,7 +3663,7 @@
                 <w:sz w:val="21"/>
                 <w:szCs w:val="21"/>
               </w:rPr>
-              <w:t xml:space="preserve">Shortlisted</w:t>
+              <w:t xml:space="preserve">Interview Round 2</w:t>
             </w:r>
           </w:p>
         </w:tc>
@@ -3653,7 +3684,7 @@
                 <w:sz w:val="21"/>
                 <w:szCs w:val="21"/>
               </w:rPr>
-              <w:t xml:space="preserve">A reviewer clicks Shortlist on a Resume-Review-stage candidate</w:t>
+              <w:t xml:space="preserve">A second Standard round is scheduled</w:t>
             </w:r>
           </w:p>
         </w:tc>
@@ -3674,7 +3705,7 @@
                 <w:sz w:val="21"/>
                 <w:szCs w:val="21"/>
               </w:rPr>
-              <w:t xml:space="preserve">Any persona</w:t>
+              <w:t xml:space="preserve">HR/Admin</w:t>
             </w:r>
           </w:p>
         </w:tc>
@@ -3718,7 +3749,7 @@
                 <w:sz w:val="21"/>
                 <w:szCs w:val="21"/>
               </w:rPr>
-              <w:t xml:space="preserve">Interview Round 1</w:t>
+              <w:t xml:space="preserve">Assignment Round</w:t>
             </w:r>
           </w:p>
         </w:tc>
@@ -3739,7 +3770,7 @@
                 <w:sz w:val="21"/>
                 <w:szCs w:val="21"/>
               </w:rPr>
-              <w:t xml:space="preserve">A Standard round is scheduled at this stage</w:t>
+              <w:t xml:space="preserve">A take-home Assignment is sent</w:t>
             </w:r>
           </w:p>
         </w:tc>
@@ -3804,7 +3835,7 @@
                 <w:sz w:val="21"/>
                 <w:szCs w:val="21"/>
               </w:rPr>
-              <w:t xml:space="preserve">Interview Round 2</w:t>
+              <w:t xml:space="preserve">Founders Round</w:t>
             </w:r>
           </w:p>
         </w:tc>
@@ -3825,7 +3856,7 @@
                 <w:sz w:val="21"/>
                 <w:szCs w:val="21"/>
               </w:rPr>
-              <w:t xml:space="preserve">A second Standard round is scheduled</w:t>
+              <w:t xml:space="preserve">A founder-level interview round is scheduled</w:t>
             </w:r>
           </w:p>
         </w:tc>
@@ -3890,7 +3921,7 @@
                 <w:sz w:val="21"/>
                 <w:szCs w:val="21"/>
               </w:rPr>
-              <w:t xml:space="preserve">Assignment Round</w:t>
+              <w:t xml:space="preserve">Reference Check</w:t>
             </w:r>
           </w:p>
         </w:tc>
@@ -3911,7 +3942,7 @@
                 <w:sz w:val="21"/>
                 <w:szCs w:val="21"/>
               </w:rPr>
-              <w:t xml:space="preserve">A take-home Assignment is sent</w:t>
+              <w:t xml:space="preserve">The candidate clears all rounds; at least one reference check required to leave this stage</w:t>
             </w:r>
           </w:p>
         </w:tc>
@@ -3976,7 +4007,7 @@
                 <w:sz w:val="21"/>
                 <w:szCs w:val="21"/>
               </w:rPr>
-              <w:t xml:space="preserve">Founders Round</w:t>
+              <w:t xml:space="preserve">Pre-Joining Documents</w:t>
             </w:r>
           </w:p>
         </w:tc>
@@ -3997,7 +4028,7 @@
                 <w:sz w:val="21"/>
                 <w:szCs w:val="21"/>
               </w:rPr>
-              <w:t xml:space="preserve">A founder-level interview round is scheduled</w:t>
+              <w:t xml:space="preserve">Manually advanced by HR</w:t>
             </w:r>
           </w:p>
         </w:tc>
@@ -4062,7 +4093,7 @@
                 <w:sz w:val="21"/>
                 <w:szCs w:val="21"/>
               </w:rPr>
-              <w:t xml:space="preserve">Reference Check</w:t>
+              <w:t xml:space="preserve">Offer Discussion</w:t>
             </w:r>
           </w:p>
         </w:tc>
@@ -4083,7 +4114,7 @@
                 <w:sz w:val="21"/>
                 <w:szCs w:val="21"/>
               </w:rPr>
-              <w:t xml:space="preserve">The candidate clears all rounds; at least one reference check required to leave this stage</w:t>
+              <w:t xml:space="preserve">Manually advanced by HR</w:t>
             </w:r>
           </w:p>
         </w:tc>
@@ -4148,7 +4179,7 @@
                 <w:sz w:val="21"/>
                 <w:szCs w:val="21"/>
               </w:rPr>
-              <w:t xml:space="preserve">Pre-Joining Documents</w:t>
+              <w:t xml:space="preserve">Offer Released</w:t>
             </w:r>
           </w:p>
         </w:tc>
@@ -4234,7 +4265,7 @@
                 <w:sz w:val="21"/>
                 <w:szCs w:val="21"/>
               </w:rPr>
-              <w:t xml:space="preserve">Offer Discussion</w:t>
+              <w:t xml:space="preserve">Offer Accepted</w:t>
             </w:r>
           </w:p>
         </w:tc>
@@ -4255,7 +4286,7 @@
                 <w:sz w:val="21"/>
                 <w:szCs w:val="21"/>
               </w:rPr>
-              <w:t xml:space="preserve">Manually advanced by HR</w:t>
+              <w:t xml:space="preserve">Manually advanced by HR — feeds Time to Fill and joining-risk tracking</w:t>
             </w:r>
           </w:p>
         </w:tc>
@@ -4300,178 +4331,6 @@
                 <w:szCs w:val="21"/>
               </w:rPr>
               <w:t xml:space="preserve">11</w:t>
-            </w:r>
-          </w:p>
-        </w:tc>
-        <w:tc>
-          <w:tcPr>
-            <w:tcW w:type="dxa" w:w="1900"/>
-            <w:tcMar>
-              <w:top w:type="dxa" w:w="80"/>
-              <w:left w:type="dxa" w:w="100"/>
-              <w:bottom w:type="dxa" w:w="80"/>
-              <w:right w:type="dxa" w:w="100"/>
-            </w:tcMar>
-          </w:tcPr>
-          <w:p>
-            <w:r>
-              <w:rPr>
-                <w:rFonts w:ascii="Calibri" w:cs="Calibri" w:eastAsia="Calibri" w:hAnsi="Calibri"/>
-                <w:sz w:val="21"/>
-                <w:szCs w:val="21"/>
-              </w:rPr>
-              <w:t xml:space="preserve">Offer Released</w:t>
-            </w:r>
-          </w:p>
-        </w:tc>
-        <w:tc>
-          <w:tcPr>
-            <w:tcW w:type="dxa" w:w="4700"/>
-            <w:tcMar>
-              <w:top w:type="dxa" w:w="80"/>
-              <w:left w:type="dxa" w:w="100"/>
-              <w:bottom w:type="dxa" w:w="80"/>
-              <w:right w:type="dxa" w:w="100"/>
-            </w:tcMar>
-          </w:tcPr>
-          <w:p>
-            <w:r>
-              <w:rPr>
-                <w:rFonts w:ascii="Calibri" w:cs="Calibri" w:eastAsia="Calibri" w:hAnsi="Calibri"/>
-                <w:sz w:val="21"/>
-                <w:szCs w:val="21"/>
-              </w:rPr>
-              <w:t xml:space="preserve">Manually advanced by HR</w:t>
-            </w:r>
-          </w:p>
-        </w:tc>
-        <w:tc>
-          <w:tcPr>
-            <w:tcW w:type="dxa" w:w="1900"/>
-            <w:tcMar>
-              <w:top w:type="dxa" w:w="80"/>
-              <w:left w:type="dxa" w:w="100"/>
-              <w:bottom w:type="dxa" w:w="80"/>
-              <w:right w:type="dxa" w:w="100"/>
-            </w:tcMar>
-          </w:tcPr>
-          <w:p>
-            <w:r>
-              <w:rPr>
-                <w:rFonts w:ascii="Calibri" w:cs="Calibri" w:eastAsia="Calibri" w:hAnsi="Calibri"/>
-                <w:sz w:val="21"/>
-                <w:szCs w:val="21"/>
-              </w:rPr>
-              <w:t xml:space="preserve">HR/Admin</w:t>
-            </w:r>
-          </w:p>
-        </w:tc>
-      </w:tr>
-      <w:tr>
-        <w:tc>
-          <w:tcPr>
-            <w:tcW w:type="dxa" w:w="500"/>
-            <w:tcMar>
-              <w:top w:type="dxa" w:w="80"/>
-              <w:left w:type="dxa" w:w="100"/>
-              <w:bottom w:type="dxa" w:w="80"/>
-              <w:right w:type="dxa" w:w="100"/>
-            </w:tcMar>
-          </w:tcPr>
-          <w:p>
-            <w:r>
-              <w:rPr>
-                <w:rFonts w:ascii="Calibri" w:cs="Calibri" w:eastAsia="Calibri" w:hAnsi="Calibri"/>
-                <w:sz w:val="21"/>
-                <w:szCs w:val="21"/>
-              </w:rPr>
-              <w:t xml:space="preserve">12</w:t>
-            </w:r>
-          </w:p>
-        </w:tc>
-        <w:tc>
-          <w:tcPr>
-            <w:tcW w:type="dxa" w:w="1900"/>
-            <w:tcMar>
-              <w:top w:type="dxa" w:w="80"/>
-              <w:left w:type="dxa" w:w="100"/>
-              <w:bottom w:type="dxa" w:w="80"/>
-              <w:right w:type="dxa" w:w="100"/>
-            </w:tcMar>
-          </w:tcPr>
-          <w:p>
-            <w:r>
-              <w:rPr>
-                <w:rFonts w:ascii="Calibri" w:cs="Calibri" w:eastAsia="Calibri" w:hAnsi="Calibri"/>
-                <w:sz w:val="21"/>
-                <w:szCs w:val="21"/>
-              </w:rPr>
-              <w:t xml:space="preserve">Offer Accepted</w:t>
-            </w:r>
-          </w:p>
-        </w:tc>
-        <w:tc>
-          <w:tcPr>
-            <w:tcW w:type="dxa" w:w="4700"/>
-            <w:tcMar>
-              <w:top w:type="dxa" w:w="80"/>
-              <w:left w:type="dxa" w:w="100"/>
-              <w:bottom w:type="dxa" w:w="80"/>
-              <w:right w:type="dxa" w:w="100"/>
-            </w:tcMar>
-          </w:tcPr>
-          <w:p>
-            <w:r>
-              <w:rPr>
-                <w:rFonts w:ascii="Calibri" w:cs="Calibri" w:eastAsia="Calibri" w:hAnsi="Calibri"/>
-                <w:sz w:val="21"/>
-                <w:szCs w:val="21"/>
-              </w:rPr>
-              <w:t xml:space="preserve">Manually advanced by HR — feeds Time to Fill and joining-risk tracking</w:t>
-            </w:r>
-          </w:p>
-        </w:tc>
-        <w:tc>
-          <w:tcPr>
-            <w:tcW w:type="dxa" w:w="1900"/>
-            <w:tcMar>
-              <w:top w:type="dxa" w:w="80"/>
-              <w:left w:type="dxa" w:w="100"/>
-              <w:bottom w:type="dxa" w:w="80"/>
-              <w:right w:type="dxa" w:w="100"/>
-            </w:tcMar>
-          </w:tcPr>
-          <w:p>
-            <w:r>
-              <w:rPr>
-                <w:rFonts w:ascii="Calibri" w:cs="Calibri" w:eastAsia="Calibri" w:hAnsi="Calibri"/>
-                <w:sz w:val="21"/>
-                <w:szCs w:val="21"/>
-              </w:rPr>
-              <w:t xml:space="preserve">HR/Admin</w:t>
-            </w:r>
-          </w:p>
-        </w:tc>
-      </w:tr>
-      <w:tr>
-        <w:tc>
-          <w:tcPr>
-            <w:tcW w:type="dxa" w:w="500"/>
-            <w:tcMar>
-              <w:top w:type="dxa" w:w="80"/>
-              <w:left w:type="dxa" w:w="100"/>
-              <w:bottom w:type="dxa" w:w="80"/>
-              <w:right w:type="dxa" w:w="100"/>
-            </w:tcMar>
-          </w:tcPr>
-          <w:p>
-            <w:r>
-              <w:rPr>
-                <w:rFonts w:ascii="Calibri" w:cs="Calibri" w:eastAsia="Calibri" w:hAnsi="Calibri"/>
-                <w:sz w:val="21"/>
-                <w:szCs w:val="21"/>
-              </w:rPr>
-              <w:t xml:space="preserve">13</w:t>
             </w:r>
           </w:p>
         </w:tc>
@@ -4859,7 +4718,43 @@
           <w:sz w:val="21"/>
           <w:szCs w:val="21"/>
         </w:rPr>
-        <w:t xml:space="preserve">A Hiring Manager may approve only a role where they are themselves the named Hiring Manager; any other field on any role, or any status change on a role that isn't theirs, is rejected server-side regardless of what the client sends.</w:t>
+        <w:t xml:space="preserve">Role approval — and every other field/status change on `PATCH /api/roles/:id` — is HR-tier only (HR/Admin, Leadership, Super Admin). A Hiring Manager can submit or request a role but cannot approve it or edit it after creation, even for a role where they are the named Hiring Manager; this was tightened from an earlier own-role approval carve-out on 2026-09-01 (Section 13.1).</w:t>
+      </w:r>
+    </w:p>
+    <w:p>
+      <w:pPr>
+        <w:pStyle w:val="ListParagraph"/>
+        <w:numPr>
+          <w:ilvl w:val="0"/>
+          <w:numId w:val="3"/>
+        </w:numPr>
+        <w:spacing w:after="90"/>
+      </w:pPr>
+      <w:r>
+        <w:rPr>
+          <w:rFonts w:ascii="Calibri" w:cs="Calibri" w:eastAsia="Calibri" w:hAnsi="Calibri"/>
+          <w:sz w:val="21"/>
+          <w:szCs w:val="21"/>
+        </w:rPr>
+        <w:t xml:space="preserve">A role's </w:t>
+      </w:r>
+      <w:r>
+        <w:rPr>
+          <w:rFonts w:ascii="Calibri" w:cs="Calibri" w:eastAsia="Calibri" w:hAnsi="Calibri"/>
+          <w:b/>
+          <w:bCs/>
+          <w:sz w:val="21"/>
+          <w:szCs w:val="21"/>
+        </w:rPr>
+        <w:t xml:space="preserve">Active Shortlist</w:t>
+      </w:r>
+      <w:r>
+        <w:rPr>
+          <w:rFonts w:ascii="Calibri" w:cs="Calibri" w:eastAsia="Calibri" w:hAnsi="Calibri"/>
+          <w:sz w:val="21"/>
+          <w:szCs w:val="21"/>
+        </w:rPr>
+        <w:t xml:space="preserve"> count (shown on the Roles list) is the number of its applications currently at Interview Round 1, Interview Round 2, Assignment Round, or Founders Round.</w:t>
       </w:r>
     </w:p>
     <w:p>
@@ -5263,7 +5158,7 @@
           <w:sz w:val="21"/>
           <w:szCs w:val="21"/>
         </w:rPr>
-        <w:t xml:space="preserve"> (pipeline position, 13 values, Applied→Joined, detailed in Section 7), </w:t>
+        <w:t xml:space="preserve"> (pipeline position, 11 values, Applied→Joined, detailed in Section 7), </w:t>
       </w:r>
       <w:r>
         <w:rPr>
@@ -5428,7 +5323,7 @@
           <w:sz w:val="21"/>
           <w:szCs w:val="21"/>
         </w:rPr>
-        <w:t xml:space="preserve">The moment an application's Stage becomes Resume Review, HMS automatically fetches the candidate's actual resume text from Google Drive (PDF, DOCX, or native Google Doc) and scores it against the role, with no manual trigger. This runs once per candidate, ever — re-entering Resume Review later never re-scores.</w:t>
+        <w:t xml:space="preserve">The moment an application is created (stage Applied), HMS automatically fetches the candidate's actual resume text from Google Drive (PDF, DOCX, or native Google Doc) and scores it against the role, with no manual trigger. This runs once per application, guarded by the existing score already being present — it is not tied to any stage transition.</w:t>
       </w:r>
     </w:p>
     <w:p>
@@ -5625,7 +5520,7 @@
           <w:sz w:val="30"/>
           <w:szCs w:val="30"/>
         </w:rPr>
-        <w:t xml:space="preserve">8.4  Scorecard Summary, My Queue &amp; Shortlist Decisioning</w:t>
+        <w:t xml:space="preserve">8.4  Scorecard Summary, My Tasks &amp; Shortlist Decisioning</w:t>
       </w:r>
     </w:p>
     <w:p>
@@ -5638,7 +5533,7 @@
           <w:sz w:val="21"/>
           <w:szCs w:val="21"/>
         </w:rPr>
-        <w:t xml:space="preserve">The review-and-shortlist workflow every persona uses in essentially the same way, since the three actions here are deliberately not restricted to Hiring Managers.</w:t>
+        <w:t xml:space="preserve">The review-and-shortlist workflow every persona uses in essentially the same way, since the three actions here are deliberately not restricted to Hiring Managers. "My Queue" was renamed "My Tasks" (Section 13.1) and is now visible in the sidebar to every persona, where it was previously shown only to Hiring Manager/Leadership.</w:t>
       </w:r>
     </w:p>
     <w:p>
@@ -5683,35 +5578,53 @@
           <w:sz w:val="21"/>
           <w:szCs w:val="21"/>
         </w:rPr>
-        <w:t xml:space="preserve"> — a ranked, filterable, side-by-side table of every scored candidate across all roles by default. Each row's "View Highlights and Summary" control (centered under the 8 dimension columns) reveals the full strengths/red-flags/executive-summary write-up.</w:t>
-      </w:r>
-    </w:p>
-    <w:p>
-      <w:pPr>
-        <w:pStyle w:val="ListParagraph"/>
-        <w:numPr>
-          <w:ilvl w:val="0"/>
-          <w:numId w:val="3"/>
-        </w:numPr>
-        <w:spacing w:after="90"/>
-      </w:pPr>
-      <w:r>
-        <w:rPr>
-          <w:rFonts w:ascii="Calibri" w:cs="Calibri" w:eastAsia="Calibri" w:hAnsi="Calibri"/>
-          <w:b/>
-          <w:bCs/>
-          <w:sz w:val="21"/>
-          <w:szCs w:val="21"/>
-        </w:rPr>
-        <w:t xml:space="preserve">My Queue → Ready for review</w:t>
-      </w:r>
-      <w:r>
-        <w:rPr>
-          <w:rFonts w:ascii="Calibri" w:cs="Calibri" w:eastAsia="Calibri" w:hAnsi="Calibri"/>
-          <w:sz w:val="21"/>
-          <w:szCs w:val="21"/>
-        </w:rPr>
-        <w:t xml:space="preserve"> — the same Resume-Review-stage population as a simpler single-column list, AI summary already inline, no expansion needed.</w:t>
+        <w:t xml:space="preserve"> — a ranked, filterable, side-by-side table of every scored candidate across all roles by default, unfiltered for every persona including Leadership. Column order: Candidate, Role, Stage (clickable to jump to any stage, Leadership/Super Admin only), CTC → ECTC, Notice, Preferred Location, Company / Industry, Resume Link, the 8 scoring dimension columns plus Avg and Verdict, Application Age, Actions. Each row's "View Highlights and Summary" control (centered under the 8 dimension columns) reveals the full strengths/red-flags/executive-summary write-up. The reviewable population — rows with Shortlist/Hold/Reject buttons available — is every application currently at the Applied stage.</w:t>
+      </w:r>
+    </w:p>
+    <w:p>
+      <w:pPr>
+        <w:pStyle w:val="ListParagraph"/>
+        <w:numPr>
+          <w:ilvl w:val="0"/>
+          <w:numId w:val="3"/>
+        </w:numPr>
+        <w:spacing w:after="90"/>
+      </w:pPr>
+      <w:r>
+        <w:rPr>
+          <w:rFonts w:ascii="Calibri" w:cs="Calibri" w:eastAsia="Calibri" w:hAnsi="Calibri"/>
+          <w:b/>
+          <w:bCs/>
+          <w:sz w:val="21"/>
+          <w:szCs w:val="21"/>
+        </w:rPr>
+        <w:t xml:space="preserve">My Tasks → "Ready for review"</w:t>
+      </w:r>
+      <w:r>
+        <w:rPr>
+          <w:rFonts w:ascii="Calibri" w:cs="Calibri" w:eastAsia="Calibri" w:hAnsi="Calibri"/>
+          <w:sz w:val="21"/>
+          <w:szCs w:val="21"/>
+        </w:rPr>
+        <w:t xml:space="preserve"> is scoped </w:t>
+      </w:r>
+      <w:r>
+        <w:rPr>
+          <w:rFonts w:ascii="Calibri" w:cs="Calibri" w:eastAsia="Calibri" w:hAnsi="Calibri"/>
+          <w:b/>
+          <w:bCs/>
+          <w:sz w:val="21"/>
+          <w:szCs w:val="21"/>
+        </w:rPr>
+        <w:t xml:space="preserve">per persona</w:t>
+      </w:r>
+      <w:r>
+        <w:rPr>
+          <w:rFonts w:ascii="Calibri" w:cs="Calibri" w:eastAsia="Calibri" w:hAnsi="Calibri"/>
+          <w:sz w:val="21"/>
+          <w:szCs w:val="21"/>
+        </w:rPr>
+        <w:t xml:space="preserve"> — the single largest behavioral change in this module, and one that went through a wrong intermediate design (briefly hiding this section from Leadership entirely) before landing on the version below; any future work should treat the version below as authoritative, not the intermediate one: HR/Admin and Super Admin see every Applied-stage, Active application, unfiltered — there's no per-recruiter ownership field on roles to split this further, and screening oversight is HR's own job function. A Hiring Manager sees only candidates on role(s) where they are the assigned Hiring Manager (`roles.hiring_manager_name` matched against their own name). Leadership sees only candidates flagged for Founder Review (`founder_review_flag = true`) — the one existing Leadership-specific concept tied to individual applications, intentionally narrower than Scorecard Summary, which stays unfiltered for Leadership too.</w:t>
       </w:r>
     </w:p>
     <w:p>
@@ -5747,7 +5660,7 @@
           <w:sz w:val="21"/>
           <w:szCs w:val="21"/>
         </w:rPr>
-        <w:t xml:space="preserve"> (stage → Shortlisted), </w:t>
+        <w:t xml:space="preserve"> (stage → Interview Round 1 directly), </w:t>
       </w:r>
       <w:r>
         <w:rPr>
@@ -5783,25 +5696,25 @@
           <w:sz w:val="21"/>
           <w:szCs w:val="21"/>
         </w:rPr>
-        <w:t xml:space="preserve"> (status → Rejected, reason required) — are available to any persona, singly or in bulk, on any Resume-Review-stage application.</w:t>
-      </w:r>
-    </w:p>
-    <w:p>
-      <w:pPr>
-        <w:pStyle w:val="ListParagraph"/>
-        <w:numPr>
-          <w:ilvl w:val="0"/>
-          <w:numId w:val="3"/>
-        </w:numPr>
-        <w:spacing w:after="90"/>
-      </w:pPr>
-      <w:r>
-        <w:rPr>
-          <w:rFonts w:ascii="Calibri" w:cs="Calibri" w:eastAsia="Calibri" w:hAnsi="Calibri"/>
-          <w:sz w:val="21"/>
-          <w:szCs w:val="21"/>
-        </w:rPr>
-        <w:t xml:space="preserve">Shortlisting a candidate whose expected CTC is 15%+ over the role's stated compensation band requires an explicit override reason before it's accepted, server-computed (not re-derived client-side, so it can't be bypassed by a persona that doesn't see `ctc_band` at all).</w:t>
+        <w:t xml:space="preserve"> (status → Rejected, reason required) — are available to any persona, singly or in bulk, on any Applied-stage application. The Shortlist transition specifically carries no role-ownership check at all for a Hiring Manager — it's open on any role's Applied-stage application, not just roles they own; only comp visibility and the Dashboard are ownership-scoped for that persona.</w:t>
+      </w:r>
+    </w:p>
+    <w:p>
+      <w:pPr>
+        <w:pStyle w:val="ListParagraph"/>
+        <w:numPr>
+          <w:ilvl w:val="0"/>
+          <w:numId w:val="3"/>
+        </w:numPr>
+        <w:spacing w:after="90"/>
+      </w:pPr>
+      <w:r>
+        <w:rPr>
+          <w:rFonts w:ascii="Calibri" w:cs="Calibri" w:eastAsia="Calibri" w:hAnsi="Calibri"/>
+          <w:sz w:val="21"/>
+          <w:szCs w:val="21"/>
+        </w:rPr>
+        <w:t xml:space="preserve">Shortlisting a candidate whose expected CTC is 15%+ over the role's stated compensation band requires an explicit override reason before it's accepted, server-computed (not re-derived client-side, so it can't be bypassed by a persona that doesn't see `ctc_band` at all). This gate fires whenever an application is advanced to Interview Round 1 (the shortlist transition), regardless of its prior stage.</w:t>
       </w:r>
     </w:p>
     <w:p>
@@ -6793,7 +6706,7 @@
           <w:sz w:val="21"/>
           <w:szCs w:val="21"/>
         </w:rPr>
-        <w:t xml:space="preserve"> — an interlocking chevron strip, one segment per pipeline stage, each showing its current SLA-breach count; clicking a stage reveals every open breach type there and the specific candidates behind each, with its own owner toggle and role filter independent of the page's master filters.</w:t>
+        <w:t xml:space="preserve"> — an interlocking chevron strip, one segment per pipeline stage, each showing its current SLA-breach count; clicking a stage reveals every open breach type there and the specific candidates behind each, with its own owner toggle independent of the page's master filters. A local per-section Role filter/rail existed here at one point and was removed 2026-09-01 (Section 13.1) — Role is now inherited from the page's master filters like every other section, not set independently within this widget.</w:t>
       </w:r>
     </w:p>
     <w:p>
@@ -6821,7 +6734,7 @@
           <w:sz w:val="21"/>
           <w:szCs w:val="21"/>
         </w:rPr>
-        <w:t xml:space="preserve"> — every role currently overdue against its own Close Target, scoped strictly to Approved/Live – Sourcing roles (Section 9).</w:t>
+        <w:t xml:space="preserve"> — every role currently in Approved, Live – Sourcing, or On Hold, each with its own days-open figure and a red/yellow/ok aging alert; an On Hold role is always 'ok' (its clock isn't running) but is still listed, for reference, sorted red-first. Previously scoped strictly to overdue Approved/Live – Sourcing roles only — widened 2026-09-01 (Section 13.1).</w:t>
       </w:r>
     </w:p>
     <w:p>
@@ -6877,7 +6790,7 @@
           <w:sz w:val="21"/>
           <w:szCs w:val="21"/>
         </w:rPr>
-        <w:t xml:space="preserve"> — pass rate, hire rate, and % contribution per sourcing channel, computed over full application history, keyed to each candidate's own Source field (Section 10) rather than a retired application-level field (Section 13).</w:t>
+        <w:t xml:space="preserve"> — Pass Rate (% that ever reached Interview Round 1 or later), Hire Rate (% that ever reached Offer Accepted or later), and % contribution per sourcing channel, computed over full application history, keyed to each candidate's own Source field (Section 10) rather than a retired application-level field (Section 13).</w:t>
       </w:r>
     </w:p>
     <w:p>
@@ -7125,6 +7038,19 @@
           <w:szCs w:val="23"/>
         </w:rPr>
         <w:t xml:space="preserve">Named breach types</w:t>
+      </w:r>
+    </w:p>
+    <w:p>
+      <w:pPr>
+        <w:spacing w:after="140"/>
+      </w:pPr>
+      <w:r>
+        <w:rPr>
+          <w:rFonts w:ascii="Calibri" w:cs="Calibri" w:eastAsia="Calibri" w:hAnsi="Calibri"/>
+          <w:sz w:val="21"/>
+          <w:szCs w:val="21"/>
+        </w:rPr>
+        <w:t xml:space="preserve">As of the September 2026 pipeline simplification (Section 13.1), the old "Interview to be Scheduled" breach type (keyed to the now-retired "Shortlisted" stage) was removed outright as redundant with "Interview/Founders Round Not Scheduled" below — once shortlisting lands a candidate directly at Interview Round 1, that check already covers exactly the same "no round booked yet" condition; keeping both would have fired two breach types for the same underlying gap.</w:t>
       </w:r>
     </w:p>
     <w:tbl>
@@ -7263,7 +7189,7 @@
                 <w:sz w:val="21"/>
                 <w:szCs w:val="21"/>
               </w:rPr>
-              <w:t xml:space="preserve">No stage change in 48h+, while at Applied, Reference Check, Pre-Joining Documents, Offer Discussion, or Offer Released</w:t>
+              <w:t xml:space="preserve">No stage change in 48h+, while at Reference Check, Pre-Joining Documents, Offer Discussion, or Offer Released</w:t>
             </w:r>
           </w:p>
         </w:tc>
@@ -7328,7 +7254,7 @@
                 <w:sz w:val="21"/>
                 <w:szCs w:val="21"/>
               </w:rPr>
-              <w:t xml:space="preserve">HM hasn't shortlisted within 48h of Resume Review</w:t>
+              <w:t xml:space="preserve">HM hasn't shortlisted (advanced to Interview Round 1) within 48h of reaching Applied</w:t>
             </w:r>
           </w:p>
         </w:tc>
@@ -7350,71 +7276,6 @@
                 <w:szCs w:val="21"/>
               </w:rPr>
               <w:t xml:space="preserve">Hiring Manager</w:t>
-            </w:r>
-          </w:p>
-        </w:tc>
-      </w:tr>
-      <w:tr>
-        <w:tc>
-          <w:tcPr>
-            <w:tcW w:type="dxa" w:w="2400"/>
-            <w:tcMar>
-              <w:top w:type="dxa" w:w="80"/>
-              <w:left w:type="dxa" w:w="100"/>
-              <w:bottom w:type="dxa" w:w="80"/>
-              <w:right w:type="dxa" w:w="100"/>
-            </w:tcMar>
-          </w:tcPr>
-          <w:p>
-            <w:r>
-              <w:rPr>
-                <w:rFonts w:ascii="Calibri" w:cs="Calibri" w:eastAsia="Calibri" w:hAnsi="Calibri"/>
-                <w:sz w:val="21"/>
-                <w:szCs w:val="21"/>
-              </w:rPr>
-              <w:t xml:space="preserve">Interview to be Scheduled</w:t>
-            </w:r>
-          </w:p>
-        </w:tc>
-        <w:tc>
-          <w:tcPr>
-            <w:tcW w:type="dxa" w:w="4900"/>
-            <w:tcMar>
-              <w:top w:type="dxa" w:w="80"/>
-              <w:left w:type="dxa" w:w="100"/>
-              <w:bottom w:type="dxa" w:w="80"/>
-              <w:right w:type="dxa" w:w="100"/>
-            </w:tcMar>
-          </w:tcPr>
-          <w:p>
-            <w:r>
-              <w:rPr>
-                <w:rFonts w:ascii="Calibri" w:cs="Calibri" w:eastAsia="Calibri" w:hAnsi="Calibri"/>
-                <w:sz w:val="21"/>
-                <w:szCs w:val="21"/>
-              </w:rPr>
-              <w:t xml:space="preserve">HR hasn't scheduled an interview within 48h of Shortlisted</w:t>
-            </w:r>
-          </w:p>
-        </w:tc>
-        <w:tc>
-          <w:tcPr>
-            <w:tcW w:type="dxa" w:w="1700"/>
-            <w:tcMar>
-              <w:top w:type="dxa" w:w="80"/>
-              <w:left w:type="dxa" w:w="100"/>
-              <w:bottom w:type="dxa" w:w="80"/>
-              <w:right w:type="dxa" w:w="100"/>
-            </w:tcMar>
-          </w:tcPr>
-          <w:p>
-            <w:r>
-              <w:rPr>
-                <w:rFonts w:ascii="Calibri" w:cs="Calibri" w:eastAsia="Calibri" w:hAnsi="Calibri"/>
-                <w:sz w:val="21"/>
-                <w:szCs w:val="21"/>
-              </w:rPr>
-              <w:t xml:space="preserve">HR / Recruiter</w:t>
             </w:r>
           </w:p>
         </w:tc>
@@ -8780,7 +8641,7 @@
           <w:sz w:val="21"/>
           <w:szCs w:val="21"/>
         </w:rPr>
-        <w:t xml:space="preserve">Applied → Resume Review → Shortlisted → Interview Round 1 → Interview Round 2 → Assignment Round → Founders Round → Reference Check → Pre-Joining Documents → Offer Discussion → Offer Released → Offer Accepted → Joined. A stage never resets on rejection — a rejected candidate's stage stays frozen at wherever they were rejected, which is what makes historical funnel/velocity reporting (Section 8.11) meaningful.</w:t>
+        <w:t xml:space="preserve">Applied → Interview Round 1 → Interview Round 2 → Assignment Round → Founders Round → Reference Check → Pre-Joining Documents → Offer Discussion → Offer Released → Offer Accepted → Joined. A stage never resets on rejection — a rejected candidate's stage stays frozen at wherever they were rejected, which is what makes historical funnel/velocity reporting (Section 8.11) meaningful.</w:t>
       </w:r>
     </w:p>
     <w:p>
@@ -10139,11 +10000,6 @@
     </w:p>
     <w:p>
       <w:pPr>
-        <w:pageBreakBefore/>
-      </w:pPr>
-    </w:p>
-    <w:p>
-      <w:pPr>
         <w:pStyle w:val="Heading1"/>
         <w:keepNext/>
         <w:pBdr>
@@ -10160,6 +10016,269 @@
           <w:sz w:val="30"/>
           <w:szCs w:val="30"/>
         </w:rPr>
+        <w:t xml:space="preserve">13.1  Addendum — Changes since v5.0 (September 2026)</w:t>
+      </w:r>
+    </w:p>
+    <w:p>
+      <w:pPr>
+        <w:spacing w:after="140"/>
+      </w:pPr>
+      <w:r>
+        <w:rPr>
+          <w:rFonts w:ascii="Calibri" w:cs="Calibri" w:eastAsia="Calibri" w:hAnsi="Calibri"/>
+          <w:sz w:val="21"/>
+          <w:szCs w:val="21"/>
+        </w:rPr>
+        <w:t xml:space="preserve">v5.0 (August 2026) is otherwise unchanged and remains the baseline this addendum sits on top of. The items below are a second, smaller batch of changes made after v5.0 shipped — pipeline simplification, tighter role-approval rules, and a corrected per-persona design for the review worklist — each significant enough on its own to warrant recording here rather than silently editing the sections above with no trace of what used to be true.</w:t>
+      </w:r>
+    </w:p>
+    <w:p>
+      <w:pPr>
+        <w:pStyle w:val="ListParagraph"/>
+        <w:numPr>
+          <w:ilvl w:val="0"/>
+          <w:numId w:val="3"/>
+        </w:numPr>
+        <w:spacing w:after="90"/>
+      </w:pPr>
+      <w:r>
+        <w:rPr>
+          <w:rFonts w:ascii="Calibri" w:cs="Calibri" w:eastAsia="Calibri" w:hAnsi="Calibri"/>
+          <w:b/>
+          <w:bCs/>
+          <w:sz w:val="21"/>
+          <w:szCs w:val="21"/>
+        </w:rPr>
+        <w:t xml:space="preserve">Pipeline simplified from 13 stages to 11.</w:t>
+      </w:r>
+      <w:r>
+        <w:rPr>
+          <w:rFonts w:ascii="Calibri" w:cs="Calibri" w:eastAsia="Calibri" w:hAnsi="Calibri"/>
+          <w:sz w:val="21"/>
+          <w:szCs w:val="21"/>
+        </w:rPr>
+        <w:t xml:space="preserve"> "Resume Review" and "Shortlisted" were retired as distinct stages (Sections 7, 10). ResumeIQ scoring moved from a stage-transition trigger to an automatic, synchronous trigger at application creation (Section 8.3). "Shortlisting" is redefined as advancing an application directly from Applied to Interview Round 1, open to every persona for that specific transition (Section 8.4).</w:t>
+      </w:r>
+    </w:p>
+    <w:p>
+      <w:pPr>
+        <w:pStyle w:val="ListParagraph"/>
+        <w:numPr>
+          <w:ilvl w:val="0"/>
+          <w:numId w:val="3"/>
+        </w:numPr>
+        <w:spacing w:after="90"/>
+      </w:pPr>
+      <w:r>
+        <w:rPr>
+          <w:rFonts w:ascii="Calibri" w:cs="Calibri" w:eastAsia="Calibri" w:hAnsi="Calibri"/>
+          <w:b/>
+          <w:bCs/>
+          <w:sz w:val="21"/>
+          <w:szCs w:val="21"/>
+        </w:rPr>
+        <w:t xml:space="preserve">A one-time data migration</w:t>
+      </w:r>
+      <w:r>
+        <w:rPr>
+          <w:rFonts w:ascii="Calibri" w:cs="Calibri" w:eastAsia="Calibri" w:hAnsi="Calibri"/>
+          <w:sz w:val="21"/>
+          <w:szCs w:val="21"/>
+        </w:rPr>
+        <w:t xml:space="preserve"> moved every existing application at the old stage values to the new ones on both local Docker and production Supabase (`Resume Review`→`Applied`, `Shortlisted`→`Interview Round 1`), and resolved stale `Interview to be Scheduled` pending actions — documented in `schema.sql`. Removing a value from an enum-like field does not migrate rows already stored with the old value; this migration was necessary because the pipeline change alone would otherwise have left historical applications stuck displaying a stage that no longer existed anywhere else in the product.</w:t>
+      </w:r>
+    </w:p>
+    <w:p>
+      <w:pPr>
+        <w:pStyle w:val="ListParagraph"/>
+        <w:numPr>
+          <w:ilvl w:val="0"/>
+          <w:numId w:val="3"/>
+        </w:numPr>
+        <w:spacing w:after="90"/>
+      </w:pPr>
+      <w:r>
+        <w:rPr>
+          <w:rFonts w:ascii="Calibri" w:cs="Calibri" w:eastAsia="Calibri" w:hAnsi="Calibri"/>
+          <w:b/>
+          <w:bCs/>
+          <w:sz w:val="21"/>
+          <w:szCs w:val="21"/>
+        </w:rPr>
+        <w:t xml:space="preserve">Role approval tightened to HR-tier only</w:t>
+      </w:r>
+      <w:r>
+        <w:rPr>
+          <w:rFonts w:ascii="Calibri" w:cs="Calibri" w:eastAsia="Calibri" w:hAnsi="Calibri"/>
+          <w:sz w:val="21"/>
+          <w:szCs w:val="21"/>
+        </w:rPr>
+        <w:t xml:space="preserve"> (Section 8.1). The prior carve-out letting a Hiring Manager approve their own role's Draft was removed; `PATCH /api/roles/:id` is now gated for its entire body, not just the approval transition.</w:t>
+      </w:r>
+    </w:p>
+    <w:p>
+      <w:pPr>
+        <w:pStyle w:val="ListParagraph"/>
+        <w:numPr>
+          <w:ilvl w:val="0"/>
+          <w:numId w:val="3"/>
+        </w:numPr>
+        <w:spacing w:after="90"/>
+      </w:pPr>
+      <w:r>
+        <w:rPr>
+          <w:rFonts w:ascii="Calibri" w:cs="Calibri" w:eastAsia="Calibri" w:hAnsi="Calibri"/>
+          <w:b/>
+          <w:bCs/>
+          <w:sz w:val="21"/>
+          <w:szCs w:val="21"/>
+        </w:rPr>
+        <w:t xml:space="preserve">SLA breach types updated for the new pipeline</w:t>
+      </w:r>
+      <w:r>
+        <w:rPr>
+          <w:rFonts w:ascii="Calibri" w:cs="Calibri" w:eastAsia="Calibri" w:hAnsi="Calibri"/>
+          <w:sz w:val="21"/>
+          <w:szCs w:val="21"/>
+        </w:rPr>
+        <w:t xml:space="preserve"> (Section 9). "Idle Candidate" no longer covers Applied (which now has its own breach type); "Resume Shortlist Pending" now anchors to Applied (was Resume Review); "Interview to be Scheduled" was removed entirely as redundant with "Interview 1 Not Scheduled" once shortlisting lands a candidate directly at Interview Round 1.</w:t>
+      </w:r>
+    </w:p>
+    <w:p>
+      <w:pPr>
+        <w:pStyle w:val="ListParagraph"/>
+        <w:numPr>
+          <w:ilvl w:val="0"/>
+          <w:numId w:val="3"/>
+        </w:numPr>
+        <w:spacing w:after="90"/>
+      </w:pPr>
+      <w:r>
+        <w:rPr>
+          <w:rFonts w:ascii="Calibri" w:cs="Calibri" w:eastAsia="Calibri" w:hAnsi="Calibri"/>
+          <w:b/>
+          <w:bCs/>
+          <w:sz w:val="21"/>
+          <w:szCs w:val="21"/>
+        </w:rPr>
+        <w:t xml:space="preserve">Aging Roles widened</w:t>
+      </w:r>
+      <w:r>
+        <w:rPr>
+          <w:rFonts w:ascii="Calibri" w:cs="Calibri" w:eastAsia="Calibri" w:hAnsi="Calibri"/>
+          <w:sz w:val="21"/>
+          <w:szCs w:val="21"/>
+        </w:rPr>
+        <w:t xml:space="preserve"> (Section 8.11). The Dashboard's Aging Roles list now returns every Approved/Live – Sourcing/On Hold role, not only overdue ones, each carrying its own days-open figure and a red/yellow/ok alert; an On Hold role is always 'ok' but is now included in the list for reference rather than simply absent.</w:t>
+      </w:r>
+    </w:p>
+    <w:p>
+      <w:pPr>
+        <w:pStyle w:val="ListParagraph"/>
+        <w:numPr>
+          <w:ilvl w:val="0"/>
+          <w:numId w:val="3"/>
+        </w:numPr>
+        <w:spacing w:after="90"/>
+      </w:pPr>
+      <w:r>
+        <w:rPr>
+          <w:rFonts w:ascii="Calibri" w:cs="Calibri" w:eastAsia="Calibri" w:hAnsi="Calibri"/>
+          <w:b/>
+          <w:bCs/>
+          <w:sz w:val="21"/>
+          <w:szCs w:val="21"/>
+        </w:rPr>
+        <w:t xml:space="preserve">"My Queue" renamed "My Tasks" and opened to every persona</w:t>
+      </w:r>
+      <w:r>
+        <w:rPr>
+          <w:rFonts w:ascii="Calibri" w:cs="Calibri" w:eastAsia="Calibri" w:hAnsi="Calibri"/>
+          <w:sz w:val="21"/>
+          <w:szCs w:val="21"/>
+        </w:rPr>
+        <w:t xml:space="preserve"> (Section 8.4) — previously visible only to Hiring Manager/Leadership in the navigation. Its "Ready for review" section gained a genuinely new, persona-scoped design: HR/Admin and Super Admin see it unfiltered; a Hiring Manager sees only their own role(s); Leadership sees only Founder-Review-flagged candidates. This last point is worth stating precisely because an earlier intermediate version of this change hid the section from Leadership entirely, which was wrong and has been corrected — any reference to "Leadership sees nothing on My Tasks" describes that superseded intermediate state, not the current behavior.</w:t>
+      </w:r>
+    </w:p>
+    <w:p>
+      <w:pPr>
+        <w:pStyle w:val="ListParagraph"/>
+        <w:numPr>
+          <w:ilvl w:val="0"/>
+          <w:numId w:val="3"/>
+        </w:numPr>
+        <w:spacing w:after="90"/>
+      </w:pPr>
+      <w:r>
+        <w:rPr>
+          <w:rFonts w:ascii="Calibri" w:cs="Calibri" w:eastAsia="Calibri" w:hAnsi="Calibri"/>
+          <w:b/>
+          <w:bCs/>
+          <w:sz w:val="21"/>
+          <w:szCs w:val="21"/>
+        </w:rPr>
+        <w:t xml:space="preserve">Source Quality's Pass Rate milestone moved</w:t>
+      </w:r>
+      <w:r>
+        <w:rPr>
+          <w:rFonts w:ascii="Calibri" w:cs="Calibri" w:eastAsia="Calibri" w:hAnsi="Calibri"/>
+          <w:sz w:val="21"/>
+          <w:szCs w:val="21"/>
+        </w:rPr>
+        <w:t xml:space="preserve"> from "reached Shortlisted or later" to "reached Interview Round 1 or later" (Section 8.11); a role's Active Shortlist count now covers Interview Round 1/2, Assignment Round, and Founders Round (Section 8.1).</w:t>
+      </w:r>
+    </w:p>
+    <w:p>
+      <w:pPr>
+        <w:pStyle w:val="ListParagraph"/>
+        <w:numPr>
+          <w:ilvl w:val="0"/>
+          <w:numId w:val="3"/>
+        </w:numPr>
+        <w:spacing w:after="90"/>
+      </w:pPr>
+      <w:r>
+        <w:rPr>
+          <w:rFonts w:ascii="Calibri" w:cs="Calibri" w:eastAsia="Calibri" w:hAnsi="Calibri"/>
+          <w:b/>
+          <w:bCs/>
+          <w:sz w:val="21"/>
+          <w:szCs w:val="21"/>
+        </w:rPr>
+        <w:t xml:space="preserve">Hiring Funnel Snapshot's local Role filter was removed</w:t>
+      </w:r>
+      <w:r>
+        <w:rPr>
+          <w:rFonts w:ascii="Calibri" w:cs="Calibri" w:eastAsia="Calibri" w:hAnsi="Calibri"/>
+          <w:sz w:val="21"/>
+          <w:szCs w:val="21"/>
+        </w:rPr>
+        <w:t xml:space="preserve"> (Section 8.11) — the widget now inherits Role from the Dashboard's master filters like every other section, rather than carrying its own independent Role rail. The chevron strip itself was also visually widened/centered; both are presentation-layer changes with no effect on what data the widget shows.</w:t>
+      </w:r>
+    </w:p>
+    <w:p>
+      <w:pPr>
+        <w:pageBreakBefore/>
+      </w:pPr>
+    </w:p>
+    <w:p>
+      <w:pPr>
+        <w:pStyle w:val="Heading1"/>
+        <w:keepNext/>
+        <w:pBdr>
+          <w:bottom w:val="single" w:color="00A6AE" w:sz="8" w:space="6"/>
+        </w:pBdr>
+        <w:spacing w:after="160" w:before="320"/>
+      </w:pPr>
+      <w:r>
+        <w:rPr>
+          <w:rFonts w:ascii="Calibri" w:cs="Calibri" w:eastAsia="Calibri" w:hAnsi="Calibri"/>
+          <w:b/>
+          <w:bCs/>
+          <w:color w:val="0A1F3D"/>
+          <w:sz w:val="30"/>
+          <w:szCs w:val="30"/>
+        </w:rPr>
         <w:t xml:space="preserve">14.  Glossary</w:t>
       </w:r>
     </w:p>
@@ -10267,7 +10386,7 @@
           <w:sz w:val="21"/>
           <w:szCs w:val="21"/>
         </w:rPr>
-        <w:t xml:space="preserve">Open Date</w:t>
+        <w:t xml:space="preserve">My Tasks</w:t>
       </w:r>
     </w:p>
     <w:p>
@@ -10280,7 +10399,7 @@
           <w:sz w:val="21"/>
           <w:szCs w:val="21"/>
         </w:rPr>
-        <w:t xml:space="preserve">The date a role's status actually became Approved, stamped automatically and exactly once; Role Age is measured from this date.</w:t>
+        <w:t xml:space="preserve">Formerly "My Queue" (Section 13.1) — the personal worklist page, visible to every persona, combining a persona-scoped "Ready for review" shortlist queue with feedback-due and other pending-action items. See Section 8.4.</w:t>
       </w:r>
     </w:p>
     <w:p>
@@ -10297,7 +10416,7 @@
           <w:sz w:val="21"/>
           <w:szCs w:val="21"/>
         </w:rPr>
-        <w:t xml:space="preserve">Pending action</w:t>
+        <w:t xml:space="preserve">Open Date</w:t>
       </w:r>
     </w:p>
     <w:p>
@@ -10310,7 +10429,7 @@
           <w:sz w:val="21"/>
           <w:szCs w:val="21"/>
         </w:rPr>
-        <w:t xml:space="preserve">One open SLA-breach record — a named type, an owner, and an overdue-by figure — auto-created and auto-resolved by the breach engine (Section 9).</w:t>
+        <w:t xml:space="preserve">The date a role's status actually became Approved, stamped automatically and exactly once; Role Age is measured from this date.</w:t>
       </w:r>
     </w:p>
     <w:p>
@@ -10327,7 +10446,7 @@
           <w:sz w:val="21"/>
           <w:szCs w:val="21"/>
         </w:rPr>
-        <w:t xml:space="preserve">ResumeIQ</w:t>
+        <w:t xml:space="preserve">Pending action</w:t>
       </w:r>
     </w:p>
     <w:p>
@@ -10340,7 +10459,7 @@
           <w:sz w:val="21"/>
           <w:szCs w:val="21"/>
         </w:rPr>
-        <w:t xml:space="preserve">This system's AI resume-scoring engine — 8 dimensions, described in full in Section 8.3.</w:t>
+        <w:t xml:space="preserve">One open SLA-breach record — a named type, an owner, and an overdue-by figure — auto-created and auto-resolved by the breach engine (Section 9).</w:t>
       </w:r>
     </w:p>
     <w:p>
@@ -10357,7 +10476,7 @@
           <w:sz w:val="21"/>
           <w:szCs w:val="21"/>
         </w:rPr>
-        <w:t xml:space="preserve">Screening Status</w:t>
+        <w:t xml:space="preserve">ResumeIQ</w:t>
       </w:r>
     </w:p>
     <w:p>
@@ -10370,7 +10489,7 @@
           <w:sz w:val="21"/>
           <w:szCs w:val="21"/>
         </w:rPr>
-        <w:t xml:space="preserve">The third, largely HR-internal application field, independent of Stage and Status; a Hiring Manager's sole write access to it is the single value "HM Shortlisted."</w:t>
+        <w:t xml:space="preserve">This system's AI resume-scoring engine — 8 dimensions, described in full in Section 8.3.</w:t>
       </w:r>
     </w:p>
     <w:p>
@@ -10387,7 +10506,7 @@
           <w:sz w:val="21"/>
           <w:szCs w:val="21"/>
         </w:rPr>
-        <w:t xml:space="preserve">Source</w:t>
+        <w:t xml:space="preserve">Screening Status</w:t>
       </w:r>
     </w:p>
     <w:p>
@@ -10400,7 +10519,7 @@
           <w:sz w:val="21"/>
           <w:szCs w:val="21"/>
         </w:rPr>
-        <w:t xml:space="preserve">The unified, 5-value vocabulary (Naukri/IIMjobs, LinkedIn, Internal Referral, Agency, Direct Outreach) recorded once per candidate for where they were originally found — distinct from an older, now-uncollected application-level field of a similar name.</w:t>
+        <w:t xml:space="preserve">The third, largely HR-internal application field, independent of Stage and Status; a Hiring Manager's sole write access to it is the single value "HM Shortlisted."</w:t>
       </w:r>
     </w:p>
     <w:p>
@@ -10417,6 +10536,36 @@
           <w:sz w:val="21"/>
           <w:szCs w:val="21"/>
         </w:rPr>
+        <w:t xml:space="preserve">Source</w:t>
+      </w:r>
+    </w:p>
+    <w:p>
+      <w:pPr>
+        <w:spacing w:after="60"/>
+      </w:pPr>
+      <w:r>
+        <w:rPr>
+          <w:rFonts w:ascii="Calibri" w:cs="Calibri" w:eastAsia="Calibri" w:hAnsi="Calibri"/>
+          <w:sz w:val="21"/>
+          <w:szCs w:val="21"/>
+        </w:rPr>
+        <w:t xml:space="preserve">The unified, 5-value vocabulary (Naukri/IIMjobs, LinkedIn, Internal Referral, Agency, Direct Outreach) recorded once per candidate for where they were originally found — distinct from an older, now-uncollected application-level field of a similar name.</w:t>
+      </w:r>
+    </w:p>
+    <w:p>
+      <w:pPr>
+        <w:keepNext/>
+        <w:spacing w:after="20" w:before="120"/>
+      </w:pPr>
+      <w:r>
+        <w:rPr>
+          <w:rFonts w:ascii="Calibri" w:cs="Calibri" w:eastAsia="Calibri" w:hAnsi="Calibri"/>
+          <w:b/>
+          <w:bCs/>
+          <w:color w:val="0A1F3D"/>
+          <w:sz w:val="21"/>
+          <w:szCs w:val="21"/>
+        </w:rPr>
         <w:t xml:space="preserve">Stage</w:t>
       </w:r>
     </w:p>
@@ -10430,7 +10579,7 @@
           <w:sz w:val="21"/>
           <w:szCs w:val="21"/>
         </w:rPr>
-        <w:t xml:space="preserve">An application's position in the 13-step pipeline; frozen (never reset) once a candidate is rejected or withdrawn.</w:t>
+        <w:t xml:space="preserve">An application's position in the 11-step pipeline; frozen (never reset) once a candidate is rejected or withdrawn.</w:t>
       </w:r>
     </w:p>
     <w:p>
